--- a/az/discovery-articles/6.3 Radio.docx
+++ b/az/discovery-articles/6.3 Radio.docx
@@ -4,549 +4,363 @@
   <w:body>
     <w:p>
       <w:pPr>
-        <w:keepNext/>
-        <w:spacing w:before="280" w:after="120"/>
+        <w:pStyle w:val="Title"/>
+        <w:widowControl/>
       </w:pPr>
       <w:r>
-        <w:rPr>
-          <w:rFonts w:ascii="Calibri" w:hAnsi="Calibri" w:eastAsia="Calibri"/>
-          <w:b/>
-          <w:i w:val="0"/>
-          <w:color w:val="004E8C"/>
-          <w:sz w:val="44"/>
-        </w:rPr>
         <w:t>6.3 Radio</w:t>
       </w:r>
     </w:p>
     <w:p>
       <w:pPr>
-        <w:spacing w:after="80"/>
+        <w:keepNext/>
+        <w:widowControl/>
       </w:pPr>
       <w:r>
         <w:rPr>
-          <w:rFonts w:ascii="Calibri" w:hAnsi="Calibri" w:eastAsia="Calibri"/>
-          <w:b w:val="0"/>
-          <w:i/>
-          <w:color w:val="505050"/>
-          <w:sz w:val="22"/>
+          <w:sz w:val="20"/>
         </w:rPr>
-        <w:t>6. Rəqəmsal texnologiyalar, kosmos və rabitə</w:t>
-      </w:r>
-    </w:p>
-    <w:p>
-      <w:pPr>
-        <w:spacing w:after="200"/>
-      </w:pPr>
-      <w:r>
-        <w:rPr>
-          <w:rFonts w:ascii="Calibri" w:hAnsi="Calibri" w:eastAsia="Calibri"/>
-          <w:b w:val="0"/>
-          <w:i/>
-          <w:sz w:val="22"/>
-        </w:rPr>
-        <w:t>Dövr: 1895–1901-ci illər (Markoninin simsiz teleqrafı); 1920-ci illərdən radioyayım | Əsas simalar: Qulyelmo Markoni; Nikola Tesla; Henrix Hers</w:t>
-      </w:r>
-    </w:p>
-    <w:p>
-      <w:pPr>
-        <w:spacing w:after="160" w:line="276" w:lineRule="auto"/>
-      </w:pPr>
-      <w:r>
-        <w:rPr>
-          <w:rFonts w:ascii="Calibri" w:hAnsi="Calibri" w:eastAsia="Calibri"/>
-          <w:b w:val="0"/>
-          <w:i w:val="0"/>
-          <w:sz w:val="22"/>
-        </w:rPr>
-        <w:t>Radio nitqi, musiqini və məlumatı elektromaqnit dalğaları ilə havadan ötürür. Əvvəlcə simsiz xəbərləşmə üçün işlədilən radio sonradan bir yayımçının eyni anda milyonlarla dinləyiciyə çatmasına imkan verdi.</w:t>
+        <w:t>6 Rəqəmsal texnologiyalar kosmos və rabitə</w:t>
       </w:r>
     </w:p>
     <w:p>
       <w:pPr>
         <w:keepNext/>
-        <w:spacing w:before="240" w:after="120"/>
+        <w:widowControl/>
       </w:pPr>
       <w:r>
         <w:rPr>
-          <w:rFonts w:ascii="Calibri" w:hAnsi="Calibri" w:eastAsia="Calibri"/>
-          <w:b/>
-          <w:i w:val="0"/>
-          <w:color w:val="004E8C"/>
-          <w:sz w:val="28"/>
+          <w:sz w:val="20"/>
         </w:rPr>
-        <w:t>Əsas faktlar</w:t>
+        <w:t>Dövr: 1895–1901 (Markoninin simsiz teleqrafiyası); 1920-ci illərdən radio yayımı | Əsas şəxslər: Qulyelmo Markoni; Nikola Tesla; Henrix Hers</w:t>
+      </w:r>
+    </w:p>
+    <w:p>
+      <w:pPr>
+        <w:widowControl/>
+      </w:pPr>
+      <w:r>
+        <w:t>Radio nitqi, musiqini və məlumatı elektromaqnit dalğaları ilə ötürür. Əvvəl simsiz xəbərlərə xidmət etdi, sonra bir yayımçının eyni anda milyonlarla dinləyiciyə çatmasına imkan verdi.</w:t>
+      </w:r>
+    </w:p>
+    <w:p>
+      <w:pPr>
+        <w:pStyle w:val="Heading1"/>
+        <w:widowControl/>
+      </w:pPr>
+      <w:r>
+        <w:t>Əsas məlumatlar</w:t>
       </w:r>
     </w:p>
     <w:p>
       <w:pPr>
         <w:pStyle w:val="ListBullet"/>
+        <w:widowControl/>
       </w:pPr>
       <w:r>
-        <w:rPr>
-          <w:rFonts w:ascii="Calibri" w:hAnsi="Calibri" w:eastAsia="Calibri"/>
-          <w:b w:val="0"/>
-          <w:i w:val="0"/>
-          <w:sz w:val="22"/>
-        </w:rPr>
-        <w:t>Maksvell radio dalğalarının mövcudluğunu nəzəri olaraq irəli sürdü, Hers isə onları laboratoriyada yaratdı</w:t>
+        <w:t>Maksvell radio dalğalarını nəzəri olaraq proqnozlaşdırdı, Hers isə onları laboratoriyada yaratdı.</w:t>
       </w:r>
     </w:p>
     <w:p>
       <w:pPr>
         <w:pStyle w:val="ListBullet"/>
+        <w:widowControl/>
       </w:pPr>
       <w:r>
-        <w:rPr>
-          <w:rFonts w:ascii="Calibri" w:hAnsi="Calibri" w:eastAsia="Calibri"/>
-          <w:b w:val="0"/>
-          <w:i w:val="0"/>
-          <w:sz w:val="22"/>
-        </w:rPr>
-        <w:t>Qulyelmo Markoni 1890-cı illərdə işlək simsiz teleqraf sistemi qurdu</w:t>
+        <w:t>Qulyelmo Markoni 1890-cı illərdə praktik simsiz teleqraf sistemi qurdu.</w:t>
       </w:r>
     </w:p>
     <w:p>
       <w:pPr>
         <w:pStyle w:val="ListBullet"/>
+        <w:widowControl/>
       </w:pPr>
       <w:r>
-        <w:rPr>
-          <w:rFonts w:ascii="Calibri" w:hAnsi="Calibri" w:eastAsia="Calibri"/>
-          <w:b w:val="0"/>
-          <w:i w:val="0"/>
-          <w:sz w:val="22"/>
-        </w:rPr>
-        <w:t>Tesla, Loc və Popov da daxil olmaqla bir çox alim texnologiyanın əsas hissələrini hazırladı</w:t>
+        <w:t>Tesla, Loc və Popov da daxil olmaqla çoxlu şəxs mühüm hissələri inkişaf etdirdi.</w:t>
       </w:r>
     </w:p>
     <w:p>
       <w:pPr>
         <w:pStyle w:val="ListBullet"/>
+        <w:widowControl/>
       </w:pPr>
       <w:r>
-        <w:rPr>
-          <w:rFonts w:ascii="Calibri" w:hAnsi="Calibri" w:eastAsia="Calibri"/>
-          <w:b w:val="0"/>
-          <w:i w:val="0"/>
-          <w:sz w:val="22"/>
-        </w:rPr>
-        <w:t>Birinci Dünya müharibəsindən sonra səsli radioyayım sürətlə inkişaf etdi</w:t>
+        <w:t>Səs yayımı Birinci Dünya müharibəsindən sonra çiçəkləndi.</w:t>
       </w:r>
     </w:p>
     <w:p>
       <w:pPr>
         <w:pStyle w:val="ListBullet"/>
+        <w:widowControl/>
       </w:pPr>
       <w:r>
-        <w:rPr>
-          <w:rFonts w:ascii="Calibri" w:hAnsi="Calibri" w:eastAsia="Calibri"/>
-          <w:b w:val="0"/>
-          <w:i w:val="0"/>
-          <w:sz w:val="22"/>
-        </w:rPr>
-        <w:t>Radio xəbər və əyləncəni insanların birlikdə canlı dinlədiyi hadisəyə çevirdi</w:t>
+        <w:t>Radio xəbəri və əyləncəni insanların eyni anda yaşadığı hadisəyə çevirdi.</w:t>
       </w:r>
     </w:p>
     <w:p>
       <w:pPr>
-        <w:keepNext/>
-        <w:spacing w:before="240" w:after="120"/>
+        <w:pStyle w:val="Heading1"/>
+        <w:widowControl/>
       </w:pPr>
       <w:r>
-        <w:rPr>
-          <w:rFonts w:ascii="Calibri" w:hAnsi="Calibri" w:eastAsia="Calibri"/>
-          <w:b/>
-          <w:i w:val="0"/>
-          <w:color w:val="004E8C"/>
-          <w:sz w:val="28"/>
-        </w:rPr>
         <w:t>Bu nədir</w:t>
       </w:r>
     </w:p>
     <w:p>
       <w:pPr>
-        <w:spacing w:after="160" w:line="276" w:lineRule="auto"/>
+        <w:widowControl/>
       </w:pPr>
       <w:r>
-        <w:rPr>
-          <w:rFonts w:ascii="Calibri" w:hAnsi="Calibri" w:eastAsia="Calibri"/>
-          <w:b w:val="0"/>
-          <w:i w:val="0"/>
-          <w:sz w:val="22"/>
-        </w:rPr>
-        <w:t>Radio birləşdirici naqil olmadan məlumat ötürmək üçün hərəkət edən elektrik və maqnit sahələrindən — elektromaqnit dalğalarından istifadə edir. Verici nitqi, musiqini və ya məlumatı daşıyıcı dalğaya yerləşdirir. Lazımi tezliyə köklənmiş qəbuledici həmin məlumatı dalğadan ayırır. Dalğanı kökləmək izdihamlı otaqda yalnız bir söhbəti seçib dinləməyə bənzəyir.</w:t>
+        <w:t>Radio birləşdirici naqil olmadan məlumat daşımaq üçün yayılan elektrik və maqnit sahələrindən — elektromaqnit dalğalarından — istifadə edir. Verici nitqi, musiqini və ya məlumatı daşıyıcı dalğaya yükləyir. Uyğun tezliyə köklənmiş qəbuledici məlumatı ayırıb bərpa edir. Tezliyə köklənmək səs-küylü otaqda bir söhbəti seçməyə bənzəyir.</w:t>
       </w:r>
     </w:p>
     <w:p>
       <w:pPr>
-        <w:keepNext/>
-        <w:spacing w:before="240" w:after="120"/>
+        <w:pStyle w:val="Heading1"/>
+        <w:widowControl/>
       </w:pPr>
       <w:r>
-        <w:rPr>
-          <w:rFonts w:ascii="Calibri" w:hAnsi="Calibri" w:eastAsia="Calibri"/>
-          <w:b/>
-          <w:i w:val="0"/>
-          <w:color w:val="004E8C"/>
-          <w:sz w:val="28"/>
-        </w:rPr>
-        <w:t>Onu kim kəşf və ya ixtira edib</w:t>
+        <w:t>Kim kəşf edib və ya yaradıb</w:t>
       </w:r>
     </w:p>
     <w:p>
       <w:pPr>
-        <w:spacing w:after="160" w:line="276" w:lineRule="auto"/>
+        <w:widowControl/>
       </w:pPr>
       <w:r>
-        <w:rPr>
-          <w:rFonts w:ascii="Calibri" w:hAnsi="Calibri" w:eastAsia="Calibri"/>
-          <w:b w:val="0"/>
-          <w:i w:val="0"/>
-          <w:sz w:val="22"/>
-        </w:rPr>
-        <w:t>Ceyms Klerk Maksvell elektromaqnit dalğalarının mövcudluğunu nəzəri olaraq proqnozlaşdırdı, Henrix Hers isə onları laboratoriyada yaratdı və aşkar etdi. Qulyelmo Markoni 1890-cı illərdə uğurlu simsiz teleqraf şirkəti qurdu. Nikola Tesla, Oliver Loc, Aleksandr Popov, Karl Ferdinand Braun və başqaları mühüm sxemlər, antenalar və detektorlar hazırladılar. Buna görə radionun bir ixtiraçısı deyil, çoxsaylı yaradıcıları var.</w:t>
+        <w:t>Ceyms Klerk Maksvell elektromaqnit dalğalarını proqnozlaşdırdı, Henrix Hers laboratoriyada onları yaradıb qeydə aldı. 1890-cı illərdə Qulyelmo Markoni uğurlu simsiz teleqraf biznesi qurdu. Nikola Tesla, Oliver Loc, Aleksandr Popov, Karl Ferdinand Braun və başqaları mühüm elektrik dövrələri, antenalar və detektorlar hazırladılar. Buna görə radionun aydın seçilən tək ixtiraçısı deyil, çoxlu iştirakçısı var.</w:t>
       </w:r>
     </w:p>
     <w:p>
       <w:pPr>
-        <w:keepNext/>
-        <w:spacing w:before="240" w:after="120"/>
+        <w:pStyle w:val="Heading1"/>
+        <w:widowControl/>
       </w:pPr>
       <w:r>
-        <w:rPr>
-          <w:rFonts w:ascii="Calibri" w:hAnsi="Calibri" w:eastAsia="Calibri"/>
-          <w:b/>
-          <w:i w:val="0"/>
-          <w:color w:val="004E8C"/>
-          <w:sz w:val="28"/>
-        </w:rPr>
-        <w:t>Nə vaxt və necə meydana gəlib</w:t>
+        <w:t>Nə vaxt və necə yaranıb</w:t>
       </w:r>
     </w:p>
     <w:p>
       <w:pPr>
-        <w:spacing w:after="160" w:line="276" w:lineRule="auto"/>
+        <w:widowControl/>
       </w:pPr>
       <w:r>
-        <w:rPr>
-          <w:rFonts w:ascii="Calibri" w:hAnsi="Calibri" w:eastAsia="Calibri"/>
-          <w:b w:val="0"/>
-          <w:i w:val="0"/>
-          <w:sz w:val="22"/>
-        </w:rPr>
-        <w:t>İlk radio sistemləri gəmilərlə sahil stansiyaları arasında Morze əlifbası ilə xəbərlər ötürürdü. 1912-ci ildə “Titanik” faciəsi radionun həm həyat xilas edən əhəmiyyətini, həm də qaydalara ehtiyac olduğunu göstərdi. Sonralar elektron lampalar nitq və musiqinin daha güclü və aydın ötürülməsinə imkan verdi. Müntəzəm radioyayım 1920-ci illərdə sürətlə yayıldı, dövlətlər isə stansiya və tezliklər üçün lisenziya tətbiq etməyə başladılar.</w:t>
+        <w:t>İlk radio gəmilərlə sahil stansiyaları arasında Morze siqnalları daşıyırdı. 1912-ci ildə «Titanik» faciəsi onun həm həyat xilas edən dəyərini, həm də qaydalara ehtiyacı göstərdi. Sonralar elektron lampalar nitq və musiqinin ötürülməsini gücləndirib aydınlaşdırdı. 1920-ci illərdə müntəzəm yayım sürətlə yayıldı; hökumətlər stansiya və tezliklər üçün icazə sistemi yaratmağa başladılar.</w:t>
       </w:r>
     </w:p>
     <w:p>
       <w:pPr>
-        <w:keepNext/>
-        <w:spacing w:before="240" w:after="120"/>
+        <w:pStyle w:val="Heading1"/>
+        <w:widowControl/>
       </w:pPr>
       <w:r>
-        <w:rPr>
-          <w:rFonts w:ascii="Calibri" w:hAnsi="Calibri" w:eastAsia="Calibri"/>
-          <w:b/>
-          <w:i w:val="0"/>
-          <w:color w:val="004E8C"/>
-          <w:sz w:val="28"/>
-        </w:rPr>
-        <w:t>Elmi baxımdan əhəmiyyəti</w:t>
+        <w:t>Elm üçün əhəmiyyəti</w:t>
       </w:r>
     </w:p>
     <w:p>
       <w:pPr>
-        <w:spacing w:after="160" w:line="276" w:lineRule="auto"/>
+        <w:widowControl/>
       </w:pPr>
       <w:r>
-        <w:rPr>
-          <w:rFonts w:ascii="Calibri" w:hAnsi="Calibri" w:eastAsia="Calibri"/>
-          <w:b w:val="0"/>
-          <w:i w:val="0"/>
-          <w:sz w:val="22"/>
-        </w:rPr>
-        <w:t>Radio Maksvellin nəzəriyyəsini gündəlik işlədilən praktik texnologiyaya çevirdi. O, alimləri bəzi radio dalğalarını əks etdirə bilən ionosferi və kanalın daşıya bildiyi məlumat həcmini göstərən ötürmə zolağının enini öyrənməyə sövq etdi. Spektrdən çoxsaylı istifadəçi yararlandığı üçün mühəndislik həlləri və tənzimləmə siqnalların bir-birinə mane olmasının qarşısını almalıdır.</w:t>
+        <w:t>Radio Maksvell nəzəriyyəsini gündəlik praktik texnologiyaya çevirdi. Alimləri bəzi radio dalğalarını qaytara bilən ionosferi və rabitə kanalının məlumat daşıma imkanını müəyyənləşdirən tezlik zolağını öyrənməyə yönəltdi. Spektrdən çoxlu istifadəçi yararlandığına görə mühəndislik və tənzimləmə siqnalların bir-birinə mane olmasının qarşısını almalıdır.</w:t>
       </w:r>
     </w:p>
     <w:p>
       <w:pPr>
-        <w:keepNext/>
-        <w:spacing w:before="240" w:after="120"/>
+        <w:pStyle w:val="Heading1"/>
+        <w:widowControl/>
       </w:pPr>
       <w:r>
-        <w:rPr>
-          <w:rFonts w:ascii="Calibri" w:hAnsi="Calibri" w:eastAsia="Calibri"/>
-          <w:b/>
-          <w:i w:val="0"/>
-          <w:color w:val="004E8C"/>
-          <w:sz w:val="28"/>
-        </w:rPr>
-        <w:t>Sonrakı inkişaflara necə təsir göstərib</w:t>
+        <w:t>Sonrakı inkişafa təsiri</w:t>
       </w:r>
     </w:p>
     <w:p>
       <w:pPr>
-        <w:spacing w:after="160" w:line="276" w:lineRule="auto"/>
+        <w:widowControl/>
       </w:pPr>
       <w:r>
-        <w:rPr>
-          <w:rFonts w:ascii="Calibri" w:hAnsi="Calibri" w:eastAsia="Calibri"/>
-          <w:b w:val="0"/>
-          <w:i w:val="0"/>
-          <w:sz w:val="22"/>
-        </w:rPr>
-        <w:t>Radar, televiziya, mobil telefonlar, peyk rabitəsi, Bluetooth və Wi-Fi radio dalğalarından istifadə edir. Bu sistemlər müxtəlif tezliklərdə işləyir və məlumatı fərqli üsullarla kodlaşdırır. FM musiqinin səs keyfiyyətini yaxşılaşdırdı, rəqəmsal sistemlər isə bir kanala daha çox məlumat yerləşdirdi. Digər şəbəkələr sıradan çıxanda təcili xidmətlər hələ də radio rabitəsinə güvənir.</w:t>
+        <w:t>Radar, televiziya, mobil telefon, peyk rabitəsi, Bluetooth və Wi-Fi radio dalğalarından istifadə edir. Onlar müxtəlif tezliklərdə işləyir və məlumatı müxtəlif üsulla kodlaşdırırlar. Tezlik modulyasiyası — FM — musiqinin səs keyfiyyətini yaxşılaşdırdı; rəqəmsal sistemlər kanala daha çox məlumat yerləşdirdi. Digər şəbəkələr sıradan çıxanda fövqəladə xidmətlər hələ də radioya güvənir.</w:t>
       </w:r>
     </w:p>
     <w:p>
       <w:pPr>
-        <w:keepNext/>
-        <w:spacing w:before="240" w:after="120"/>
+        <w:pStyle w:val="Heading1"/>
+        <w:widowControl/>
       </w:pPr>
       <w:r>
-        <w:rPr>
-          <w:rFonts w:ascii="Calibri" w:hAnsi="Calibri" w:eastAsia="Calibri"/>
-          <w:b/>
-          <w:i w:val="0"/>
-          <w:color w:val="004E8C"/>
-          <w:sz w:val="28"/>
-        </w:rPr>
         <w:t>İnsan həyatını necə dəyişib</w:t>
       </w:r>
     </w:p>
     <w:p>
       <w:pPr>
-        <w:spacing w:after="160" w:line="276" w:lineRule="auto"/>
+        <w:widowControl/>
       </w:pPr>
       <w:r>
-        <w:rPr>
-          <w:rFonts w:ascii="Calibri" w:hAnsi="Calibri" w:eastAsia="Calibri"/>
-          <w:b w:val="0"/>
-          <w:i w:val="0"/>
-          <w:sz w:val="22"/>
-        </w:rPr>
-        <w:t>Bir canlı səs, sanki bütün ölkəyə səpələnmiş auditoriyaya müraciət edən natiq kimi, milyonlarla evə eyni anda daxil ola bildi. Radio xəbərləri, idmanı, musiqini və dərsləri həm şəhərlərə, həm də ucqar təsərrüfatlara çatdırdı. O, təbliğat vasitəsinə də çevrildi. Radio ümummilli məşhurlar yaratdı və hadisələri baş verdiyi anda birlikdə dinləmək hissini formalaşdırdı.</w:t>
+        <w:t>Bir canlı səs milyonlarla evə daxil ola bilirdi, sanki natiq bütün ölkəyə yayılmış auditoriyaya müraciət edirdi. Radio şəhərlərə və ucqar təsərrüfatlara xəbər, idman, musiqi və dərs gətirdi. Təbliğat vasitəsinə də çevrildi. Ölkə miqyasında məşhurların və hadisələri baş verdiyi anda birlikdə eşitmək hissinin yaranmasına kömək etdi.</w:t>
       </w:r>
     </w:p>
     <w:p>
       <w:pPr>
-        <w:keepNext/>
-        <w:spacing w:before="240" w:after="120"/>
+        <w:pStyle w:val="Heading1"/>
+        <w:widowControl/>
       </w:pPr>
       <w:r>
-        <w:rPr>
-          <w:rFonts w:ascii="Calibri" w:hAnsi="Calibri" w:eastAsia="Calibri"/>
-          <w:b/>
-          <w:i w:val="0"/>
-          <w:color w:val="004E8C"/>
-          <w:sz w:val="28"/>
-        </w:rPr>
         <w:t>Mənbələr və istinadlar</w:t>
       </w:r>
     </w:p>
     <w:p>
       <w:pPr>
-        <w:keepNext/>
-        <w:spacing w:before="240" w:after="120"/>
+        <w:pStyle w:val="Heading2"/>
+        <w:widowControl/>
       </w:pPr>
       <w:r>
         <w:rPr>
-          <w:rFonts w:ascii="Calibri" w:hAnsi="Calibri" w:eastAsia="Calibri"/>
-          <w:b/>
-          <w:i w:val="0"/>
-          <w:color w:val="004E8C"/>
-          <w:sz w:val="24"/>
+          <w:sz w:val="20"/>
         </w:rPr>
-        <w:t>C. Təşkilatların materialları və ensiklopedik mənbələr</w:t>
+        <w:t>C Qurumların materialları və ensiklopedik mənbələr</w:t>
       </w:r>
     </w:p>
     <w:p>
       <w:pPr>
-        <w:spacing w:after="80"/>
-        <w:ind w:left="360"/>
+        <w:widowControl/>
       </w:pPr>
       <w:r>
         <w:rPr>
-          <w:rFonts w:ascii="Calibri" w:hAnsi="Calibri" w:eastAsia="Calibri"/>
-          <w:b w:val="0"/>
-          <w:i w:val="0"/>
-          <w:sz w:val="22"/>
+          <w:sz w:val="20"/>
         </w:rPr>
-        <w:t>1. Encyclopaedia Britannica. “Radio technology” (“Radio texnologiyası”).</w:t>
-      </w:r>
-      <w:r>
-        <w:rPr>
-          <w:rFonts w:ascii="Calibri" w:hAnsi="Calibri" w:eastAsia="Calibri"/>
-          <w:b w:val="0"/>
-          <w:i w:val="0"/>
-          <w:sz w:val="22"/>
-        </w:rPr>
-        <w:t xml:space="preserve"> </w:t>
+        <w:t xml:space="preserve">1. Encyclopaedia Britannica. 'Radio technology.' </w:t>
       </w:r>
       <w:hyperlink r:id="rId9">
         <w:r>
           <w:rPr>
-            <w:rFonts w:ascii="Calibri" w:hAnsi="Calibri" w:eastAsia="Calibri"/>
-            <w:b w:val="0"/>
-            <w:i w:val="0"/>
-            <w:sz w:val="22"/>
-            <w:color w:val="0563C1"/>
-            <w:u w:val="single"/>
+            <w:sz w:val="20"/>
           </w:rPr>
           <w:t>https://www.britannica.com/technology/radio-technology</w:t>
         </w:r>
       </w:hyperlink>
+      <w:r>
+        <w:rPr>
+          <w:sz w:val="20"/>
+        </w:rPr>
+      </w:r>
     </w:p>
     <w:p>
       <w:pPr>
-        <w:spacing w:after="80"/>
-        <w:ind w:left="360"/>
+        <w:widowControl/>
       </w:pPr>
       <w:r>
         <w:rPr>
-          <w:rFonts w:ascii="Calibri" w:hAnsi="Calibri" w:eastAsia="Calibri"/>
-          <w:b w:val="0"/>
-          <w:i w:val="0"/>
-          <w:sz w:val="22"/>
+          <w:sz w:val="20"/>
         </w:rPr>
-        <w:t>2. BBC. “History of the BBC” (“BBC-nin tarixi”).</w:t>
-      </w:r>
-      <w:r>
-        <w:rPr>
-          <w:rFonts w:ascii="Calibri" w:hAnsi="Calibri" w:eastAsia="Calibri"/>
-          <w:b w:val="0"/>
-          <w:i w:val="0"/>
-          <w:sz w:val="22"/>
-        </w:rPr>
-        <w:t xml:space="preserve"> </w:t>
+        <w:t xml:space="preserve">2. BBC. 'History of the BBC.' </w:t>
       </w:r>
       <w:hyperlink r:id="rId10">
         <w:r>
           <w:rPr>
-            <w:rFonts w:ascii="Calibri" w:hAnsi="Calibri" w:eastAsia="Calibri"/>
-            <w:b w:val="0"/>
-            <w:i w:val="0"/>
-            <w:sz w:val="22"/>
-            <w:color w:val="0563C1"/>
-            <w:u w:val="single"/>
+            <w:sz w:val="20"/>
           </w:rPr>
           <w:t>https://www.bbc.com/historyofthebbc</w:t>
         </w:r>
       </w:hyperlink>
-    </w:p>
-    <w:p>
-      <w:pPr>
-        <w:keepNext/>
-        <w:spacing w:before="240" w:after="120"/>
-      </w:pPr>
       <w:r>
         <w:rPr>
-          <w:rFonts w:ascii="Calibri" w:hAnsi="Calibri" w:eastAsia="Calibri"/>
-          <w:b/>
-          <w:i w:val="0"/>
-          <w:color w:val="004E8C"/>
-          <w:sz w:val="24"/>
+          <w:sz w:val="20"/>
         </w:rPr>
-        <w:t>G. Kosmik agentliklərin, laboratoriyaların və elmi təşkilatların materialları</w:t>
       </w:r>
     </w:p>
     <w:p>
       <w:pPr>
-        <w:spacing w:after="80"/>
-        <w:ind w:left="360"/>
+        <w:pStyle w:val="Heading2"/>
+        <w:widowControl/>
       </w:pPr>
       <w:r>
         <w:rPr>
-          <w:rFonts w:ascii="Calibri" w:hAnsi="Calibri" w:eastAsia="Calibri"/>
-          <w:b w:val="0"/>
-          <w:i w:val="0"/>
-          <w:sz w:val="22"/>
+          <w:sz w:val="20"/>
         </w:rPr>
-        <w:t>1. Nobel Prize. “The Nobel Prize in Physics 1909” (“1909-cu il fizika üzrə Nobel mükafatı”).</w:t>
+        <w:t>G Elmi təşkilatlar</w:t>
       </w:r>
+    </w:p>
+    <w:p>
+      <w:pPr>
+        <w:widowControl/>
+      </w:pPr>
       <w:r>
         <w:rPr>
-          <w:rFonts w:ascii="Calibri" w:hAnsi="Calibri" w:eastAsia="Calibri"/>
-          <w:b w:val="0"/>
-          <w:i w:val="0"/>
-          <w:sz w:val="22"/>
+          <w:sz w:val="20"/>
         </w:rPr>
-        <w:t xml:space="preserve"> </w:t>
+        <w:t xml:space="preserve">1. Nobel Prize. 'The Nobel Prize in Physics 1909.' </w:t>
       </w:r>
       <w:hyperlink r:id="rId11">
         <w:r>
           <w:rPr>
-            <w:rFonts w:ascii="Calibri" w:hAnsi="Calibri" w:eastAsia="Calibri"/>
-            <w:b w:val="0"/>
-            <w:i w:val="0"/>
-            <w:sz w:val="22"/>
-            <w:color w:val="0563C1"/>
-            <w:u w:val="single"/>
+            <w:sz w:val="20"/>
           </w:rPr>
           <w:t>https://www.nobelprize.org/prizes/physics/1909/summary/</w:t>
         </w:r>
       </w:hyperlink>
-    </w:p>
-    <w:p>
-      <w:pPr>
-        <w:keepNext/>
-        <w:spacing w:before="240" w:after="120"/>
-      </w:pPr>
       <w:r>
         <w:rPr>
-          <w:rFonts w:ascii="Calibri" w:hAnsi="Calibri" w:eastAsia="Calibri"/>
-          <w:b/>
-          <w:i w:val="0"/>
-          <w:color w:val="004E8C"/>
-          <w:sz w:val="24"/>
+          <w:sz w:val="20"/>
         </w:rPr>
-        <w:t>H. Peşəkar cəmiyyətlər və standartlaşdırma qurumları</w:t>
       </w:r>
     </w:p>
     <w:p>
       <w:pPr>
-        <w:spacing w:after="80"/>
-        <w:ind w:left="360"/>
+        <w:pStyle w:val="Heading2"/>
+        <w:widowControl/>
       </w:pPr>
       <w:r>
         <w:rPr>
-          <w:rFonts w:ascii="Calibri" w:hAnsi="Calibri" w:eastAsia="Calibri"/>
-          <w:b w:val="0"/>
-          <w:i w:val="0"/>
-          <w:sz w:val="22"/>
+          <w:sz w:val="20"/>
         </w:rPr>
-        <w:t>1. Engineering and Technology History Wiki. “Radio”.</w:t>
+        <w:t>H Peşə birlikləri</w:t>
       </w:r>
+    </w:p>
+    <w:p>
+      <w:pPr>
+        <w:widowControl/>
+      </w:pPr>
       <w:r>
         <w:rPr>
-          <w:rFonts w:ascii="Calibri" w:hAnsi="Calibri" w:eastAsia="Calibri"/>
-          <w:b w:val="0"/>
-          <w:i w:val="0"/>
-          <w:sz w:val="22"/>
+          <w:sz w:val="20"/>
         </w:rPr>
-        <w:t xml:space="preserve"> </w:t>
+        <w:t xml:space="preserve">1. Engineering and Technology History Wiki. 'Radio.' </w:t>
       </w:r>
       <w:hyperlink r:id="rId12">
         <w:r>
           <w:rPr>
-            <w:rFonts w:ascii="Calibri" w:hAnsi="Calibri" w:eastAsia="Calibri"/>
-            <w:b w:val="0"/>
-            <w:i w:val="0"/>
-            <w:sz w:val="22"/>
-            <w:color w:val="0563C1"/>
-            <w:u w:val="single"/>
+            <w:sz w:val="20"/>
           </w:rPr>
           <w:t>https://ethw.org/Radio</w:t>
         </w:r>
       </w:hyperlink>
+      <w:r>
+        <w:rPr>
+          <w:sz w:val="20"/>
+        </w:rPr>
+      </w:r>
     </w:p>
     <w:sectPr>
-      <w:pgSz w:w="12240" w:h="15840"/>
-      <w:pgMar w:top="1296" w:right="1440" w:bottom="1296" w:left="1440" w:header="720" w:footer="720" w:gutter="0"/>
+      <w:footerReference w:type="default" r:id="rId13"/>
+      <w:pgSz w:w="11906" w:h="16838"/>
+      <w:pgMar w:top="1020" w:right="1134" w:bottom="1020" w:left="1134" w:header="720" w:footer="720" w:gutter="0"/>
       <w:cols w:space="720"/>
       <w:docGrid w:linePitch="360"/>
     </w:sectPr>
   </w:body>
 </w:document>
+</file>
+
+<file path=word/footer1.xml><?xml version="1.0" encoding="utf-8"?>
+<w:ftr xmlns:m="http://schemas.openxmlformats.org/officeDocument/2006/math" xmlns:mc="http://schemas.openxmlformats.org/markup-compatibility/2006" xmlns:mo="http://schemas.microsoft.com/office/mac/office/2008/main" xmlns:mv="urn:schemas-microsoft-com:mac:vml" xmlns:o="urn:schemas-microsoft-com:office:office" xmlns:r="http://schemas.openxmlformats.org/officeDocument/2006/relationships" xmlns:v="urn:schemas-microsoft-com:vml" xmlns:w10="urn:schemas-microsoft-com:office:word" xmlns:w14="http://schemas.microsoft.com/office/word/2010/wordml" xmlns:w="http://schemas.openxmlformats.org/wordprocessingml/2006/main" xmlns:wne="http://schemas.microsoft.com/office/word/2006/wordml" xmlns:wp14="http://schemas.microsoft.com/office/word/2010/wordprocessingDrawing" xmlns:wp="http://schemas.openxmlformats.org/drawingml/2006/wordprocessingDrawing" xmlns:wpc="http://schemas.microsoft.com/office/word/2010/wordprocessingCanvas" xmlns:wpg="http://schemas.microsoft.com/office/word/2010/wordprocessingGroup" xmlns:wpi="http://schemas.microsoft.com/office/word/2010/wordprocessingInk" xmlns:wps="http://schemas.microsoft.com/office/word/2010/wordprocessingShape" mc:Ignorable="w14 wp14">
+  <w:p>
+    <w:pPr>
+      <w:pStyle w:val="Footer"/>
+      <w:jc w:val="right"/>
+    </w:pPr>
+    <w:fldSimple w:instr="PAGE"/>
+  </w:p>
+</w:ftr>
 </file>
 
 <file path=word/numbering.xml><?xml version="1.0" encoding="utf-8"?>
@@ -757,7 +571,7 @@
   <w:docDefaults>
     <w:rPrDefault>
       <w:rPr>
-        <w:rFonts w:asciiTheme="minorHAnsi" w:eastAsiaTheme="minorEastAsia" w:hAnsiTheme="minorHAnsi" w:cstheme="minorBidi"/>
+        <w:rFonts/>
         <w:sz w:val="22"/>
         <w:szCs w:val="22"/>
         <w:lang w:val="en-US" w:eastAsia="en-US" w:bidi="ar-SA"/>
@@ -912,6 +726,15 @@
     <w:name w:val="Normal"/>
     <w:qFormat/>
     <w:rsid w:val="00FC693F"/>
+    <w:pPr>
+      <w:spacing w:after="120" w:line="259" w:lineRule="auto"/>
+    </w:pPr>
+    <w:rPr>
+      <w:rFonts w:ascii="Times New Roman" w:hAnsi="Times New Roman"/>
+      <w:color w:val="000000"/>
+      <w:sz w:val="24"/>
+      <w:lang w:val="az-Latn-AZ"/>
+    </w:rPr>
   </w:style>
   <w:style w:type="paragraph" w:styleId="Header">
     <w:name w:val="header"/>
@@ -968,16 +791,17 @@
     <w:pPr>
       <w:keepNext/>
       <w:keepLines/>
-      <w:spacing w:before="480" w:after="0"/>
+      <w:spacing w:before="480" w:after="120" w:line="259" w:lineRule="auto"/>
       <w:outlineLvl w:val="0"/>
     </w:pPr>
     <w:rPr>
-      <w:rFonts w:asciiTheme="majorHAnsi" w:eastAsiaTheme="majorEastAsia" w:hAnsiTheme="majorHAnsi" w:cstheme="majorBidi"/>
+      <w:rFonts w:ascii="Times New Roman" w:hAnsi="Times New Roman"/>
       <w:b/>
       <w:bCs/>
-      <w:color w:val="365F91" w:themeColor="accent1" w:themeShade="BF"/>
-      <w:sz w:val="28"/>
+      <w:color w:val="000000"/>
+      <w:sz w:val="26"/>
       <w:szCs w:val="28"/>
+      <w:lang w:val="az-Latn-AZ"/>
     </w:rPr>
   </w:style>
   <w:style w:type="paragraph" w:styleId="Heading2">
@@ -992,16 +816,17 @@
     <w:pPr>
       <w:keepNext/>
       <w:keepLines/>
-      <w:spacing w:before="200" w:after="0"/>
+      <w:spacing w:before="200" w:after="120" w:line="259" w:lineRule="auto"/>
       <w:outlineLvl w:val="1"/>
     </w:pPr>
     <w:rPr>
-      <w:rFonts w:asciiTheme="majorHAnsi" w:eastAsiaTheme="majorEastAsia" w:hAnsiTheme="majorHAnsi" w:cstheme="majorBidi"/>
+      <w:rFonts w:ascii="Times New Roman" w:hAnsi="Times New Roman"/>
       <w:b/>
       <w:bCs/>
-      <w:color w:val="4F81BD" w:themeColor="accent1"/>
+      <w:color w:val="000000"/>
       <w:sz w:val="26"/>
       <w:szCs w:val="26"/>
+      <w:lang w:val="az-Latn-AZ"/>
     </w:rPr>
   </w:style>
   <w:style w:type="paragraph" w:styleId="Heading3">
@@ -1020,7 +845,7 @@
       <w:outlineLvl w:val="2"/>
     </w:pPr>
     <w:rPr>
-      <w:rFonts w:asciiTheme="majorHAnsi" w:eastAsiaTheme="majorEastAsia" w:hAnsiTheme="majorHAnsi" w:cstheme="majorBidi"/>
+      <w:rFonts/>
       <w:b/>
       <w:bCs/>
       <w:color w:val="4F81BD" w:themeColor="accent1"/>
@@ -1043,7 +868,7 @@
       <w:outlineLvl w:val="3"/>
     </w:pPr>
     <w:rPr>
-      <w:rFonts w:asciiTheme="majorHAnsi" w:eastAsiaTheme="majorEastAsia" w:hAnsiTheme="majorHAnsi" w:cstheme="majorBidi"/>
+      <w:rFonts/>
       <w:b/>
       <w:bCs/>
       <w:i/>
@@ -1068,7 +893,7 @@
       <w:outlineLvl w:val="4"/>
     </w:pPr>
     <w:rPr>
-      <w:rFonts w:asciiTheme="majorHAnsi" w:eastAsiaTheme="majorEastAsia" w:hAnsiTheme="majorHAnsi" w:cstheme="majorBidi"/>
+      <w:rFonts/>
       <w:color w:val="243F60" w:themeColor="accent1" w:themeShade="7F"/>
     </w:rPr>
   </w:style>
@@ -1089,7 +914,7 @@
       <w:outlineLvl w:val="5"/>
     </w:pPr>
     <w:rPr>
-      <w:rFonts w:asciiTheme="majorHAnsi" w:eastAsiaTheme="majorEastAsia" w:hAnsiTheme="majorHAnsi" w:cstheme="majorBidi"/>
+      <w:rFonts/>
       <w:i/>
       <w:iCs/>
       <w:color w:val="243F60" w:themeColor="accent1" w:themeShade="7F"/>
@@ -1112,7 +937,7 @@
       <w:outlineLvl w:val="6"/>
     </w:pPr>
     <w:rPr>
-      <w:rFonts w:asciiTheme="majorHAnsi" w:eastAsiaTheme="majorEastAsia" w:hAnsiTheme="majorHAnsi" w:cstheme="majorBidi"/>
+      <w:rFonts/>
       <w:i/>
       <w:iCs/>
       <w:color w:val="404040" w:themeColor="text1" w:themeTint="BF"/>
@@ -1135,7 +960,7 @@
       <w:outlineLvl w:val="7"/>
     </w:pPr>
     <w:rPr>
-      <w:rFonts w:asciiTheme="majorHAnsi" w:eastAsiaTheme="majorEastAsia" w:hAnsiTheme="majorHAnsi" w:cstheme="majorBidi"/>
+      <w:rFonts/>
       <w:color w:val="4F81BD" w:themeColor="accent1"/>
       <w:sz w:val="20"/>
       <w:szCs w:val="20"/>
@@ -1158,7 +983,7 @@
       <w:outlineLvl w:val="8"/>
     </w:pPr>
     <w:rPr>
-      <w:rFonts w:asciiTheme="majorHAnsi" w:eastAsiaTheme="majorEastAsia" w:hAnsiTheme="majorHAnsi" w:cstheme="majorBidi"/>
+      <w:rFonts/>
       <w:i/>
       <w:iCs/>
       <w:color w:val="404040" w:themeColor="text1" w:themeTint="BF"/>
@@ -1209,7 +1034,7 @@
     <w:uiPriority w:val="9"/>
     <w:rsid w:val="00FC693F"/>
     <w:rPr>
-      <w:rFonts w:asciiTheme="majorHAnsi" w:eastAsiaTheme="majorEastAsia" w:hAnsiTheme="majorHAnsi" w:cstheme="majorBidi"/>
+      <w:rFonts/>
       <w:b/>
       <w:bCs/>
       <w:color w:val="365F91" w:themeColor="accent1" w:themeShade="BF"/>
@@ -1224,7 +1049,7 @@
     <w:uiPriority w:val="9"/>
     <w:rsid w:val="00FC693F"/>
     <w:rPr>
-      <w:rFonts w:asciiTheme="majorHAnsi" w:eastAsiaTheme="majorEastAsia" w:hAnsiTheme="majorHAnsi" w:cstheme="majorBidi"/>
+      <w:rFonts/>
       <w:b/>
       <w:bCs/>
       <w:color w:val="4F81BD" w:themeColor="accent1"/>
@@ -1239,7 +1064,7 @@
     <w:uiPriority w:val="9"/>
     <w:rsid w:val="00FC693F"/>
     <w:rPr>
-      <w:rFonts w:asciiTheme="majorHAnsi" w:eastAsiaTheme="majorEastAsia" w:hAnsiTheme="majorHAnsi" w:cstheme="majorBidi"/>
+      <w:rFonts/>
       <w:b/>
       <w:bCs/>
       <w:color w:val="4F81BD" w:themeColor="accent1"/>
@@ -1254,19 +1079,17 @@
     <w:qFormat/>
     <w:rsid w:val="00FC693F"/>
     <w:pPr>
-      <w:pBdr>
-        <w:bottom w:val="single" w:sz="8" w:space="4" w:color="4F81BD" w:themeColor="accent1"/>
-      </w:pBdr>
-      <w:spacing w:after="300" w:line="240" w:lineRule="auto"/>
+      <w:spacing w:after="120" w:line="259" w:lineRule="auto"/>
       <w:contextualSpacing/>
     </w:pPr>
     <w:rPr>
-      <w:rFonts w:asciiTheme="majorHAnsi" w:eastAsiaTheme="majorEastAsia" w:hAnsiTheme="majorHAnsi" w:cstheme="majorBidi"/>
-      <w:color w:val="17365D" w:themeColor="text2" w:themeShade="BF"/>
+      <w:rFonts w:ascii="Times New Roman" w:hAnsi="Times New Roman"/>
+      <w:color w:val="000000"/>
       <w:spacing w:val="5"/>
       <w:kern w:val="28"/>
-      <w:sz w:val="52"/>
+      <w:sz w:val="40"/>
       <w:szCs w:val="52"/>
+      <w:lang w:val="az-Latn-AZ"/>
     </w:rPr>
   </w:style>
   <w:style w:type="character" w:customStyle="1" w:styleId="TitleChar">
@@ -1276,7 +1099,7 @@
     <w:uiPriority w:val="10"/>
     <w:rsid w:val="00FC693F"/>
     <w:rPr>
-      <w:rFonts w:asciiTheme="majorHAnsi" w:eastAsiaTheme="majorEastAsia" w:hAnsiTheme="majorHAnsi" w:cstheme="majorBidi"/>
+      <w:rFonts/>
       <w:color w:val="17365D" w:themeColor="text2" w:themeShade="BF"/>
       <w:spacing w:val="5"/>
       <w:kern w:val="28"/>
@@ -1298,7 +1121,7 @@
       </w:numPr>
     </w:pPr>
     <w:rPr>
-      <w:rFonts w:asciiTheme="majorHAnsi" w:eastAsiaTheme="majorEastAsia" w:hAnsiTheme="majorHAnsi" w:cstheme="majorBidi"/>
+      <w:rFonts/>
       <w:i/>
       <w:iCs/>
       <w:color w:val="4F81BD" w:themeColor="accent1"/>
@@ -1314,7 +1137,7 @@
     <w:uiPriority w:val="11"/>
     <w:rsid w:val="00FC693F"/>
     <w:rPr>
-      <w:rFonts w:asciiTheme="majorHAnsi" w:eastAsiaTheme="majorEastAsia" w:hAnsiTheme="majorHAnsi" w:cstheme="majorBidi"/>
+      <w:rFonts/>
       <w:i/>
       <w:iCs/>
       <w:color w:val="4F81BD" w:themeColor="accent1"/>
@@ -1439,8 +1262,15 @@
       <w:numPr>
         <w:numId w:val="1"/>
       </w:numPr>
+      <w:spacing w:after="120" w:line="259" w:lineRule="auto"/>
       <w:contextualSpacing/>
     </w:pPr>
+    <w:rPr>
+      <w:rFonts w:ascii="Times New Roman" w:hAnsi="Times New Roman"/>
+      <w:color w:val="000000"/>
+      <w:sz w:val="24"/>
+      <w:lang w:val="az-Latn-AZ"/>
+    </w:rPr>
   </w:style>
   <w:style w:type="paragraph" w:styleId="ListBullet2">
     <w:name w:val="List Bullet 2"/>
@@ -1612,7 +1442,7 @@
     <w:semiHidden/>
     <w:rsid w:val="00FC693F"/>
     <w:rPr>
-      <w:rFonts w:asciiTheme="majorHAnsi" w:eastAsiaTheme="majorEastAsia" w:hAnsiTheme="majorHAnsi" w:cstheme="majorBidi"/>
+      <w:rFonts/>
       <w:b/>
       <w:bCs/>
       <w:i/>
@@ -1628,7 +1458,7 @@
     <w:semiHidden/>
     <w:rsid w:val="00FC693F"/>
     <w:rPr>
-      <w:rFonts w:asciiTheme="majorHAnsi" w:eastAsiaTheme="majorEastAsia" w:hAnsiTheme="majorHAnsi" w:cstheme="majorBidi"/>
+      <w:rFonts/>
       <w:color w:val="243F60" w:themeColor="accent1" w:themeShade="7F"/>
     </w:rPr>
   </w:style>
@@ -1640,7 +1470,7 @@
     <w:semiHidden/>
     <w:rsid w:val="00FC693F"/>
     <w:rPr>
-      <w:rFonts w:asciiTheme="majorHAnsi" w:eastAsiaTheme="majorEastAsia" w:hAnsiTheme="majorHAnsi" w:cstheme="majorBidi"/>
+      <w:rFonts/>
       <w:i/>
       <w:iCs/>
       <w:color w:val="243F60" w:themeColor="accent1" w:themeShade="7F"/>
@@ -1654,7 +1484,7 @@
     <w:semiHidden/>
     <w:rsid w:val="00FC693F"/>
     <w:rPr>
-      <w:rFonts w:asciiTheme="majorHAnsi" w:eastAsiaTheme="majorEastAsia" w:hAnsiTheme="majorHAnsi" w:cstheme="majorBidi"/>
+      <w:rFonts/>
       <w:i/>
       <w:iCs/>
       <w:color w:val="404040" w:themeColor="text1" w:themeTint="BF"/>
@@ -1668,7 +1498,7 @@
     <w:semiHidden/>
     <w:rsid w:val="00FC693F"/>
     <w:rPr>
-      <w:rFonts w:asciiTheme="majorHAnsi" w:eastAsiaTheme="majorEastAsia" w:hAnsiTheme="majorHAnsi" w:cstheme="majorBidi"/>
+      <w:rFonts/>
       <w:color w:val="4F81BD" w:themeColor="accent1"/>
       <w:sz w:val="20"/>
       <w:szCs w:val="20"/>
@@ -1682,7 +1512,7 @@
     <w:semiHidden/>
     <w:rsid w:val="00FC693F"/>
     <w:rPr>
-      <w:rFonts w:asciiTheme="majorHAnsi" w:eastAsiaTheme="majorEastAsia" w:hAnsiTheme="majorHAnsi" w:cstheme="majorBidi"/>
+      <w:rFonts/>
       <w:i/>
       <w:iCs/>
       <w:color w:val="404040" w:themeColor="text1" w:themeTint="BF"/>
@@ -1741,9 +1571,6 @@
     <w:qFormat/>
     <w:rsid w:val="00FC693F"/>
     <w:pPr>
-      <w:pBdr>
-        <w:bottom w:val="single" w:sz="4" w:space="4" w:color="4F81BD" w:themeColor="accent1"/>
-      </w:pBdr>
       <w:spacing w:before="200" w:after="280"/>
       <w:ind w:left="936" w:right="936"/>
     </w:pPr>
@@ -3271,7 +3098,7 @@
         <w:spacing w:before="0" w:after="0" w:line="240" w:lineRule="auto"/>
       </w:pPr>
       <w:rPr>
-        <w:rFonts w:asciiTheme="majorHAnsi" w:eastAsiaTheme="majorEastAsia" w:hAnsiTheme="majorHAnsi" w:cstheme="majorBidi"/>
+        <w:rFonts/>
         <w:b/>
         <w:bCs/>
       </w:rPr>
@@ -3292,7 +3119,7 @@
         <w:spacing w:before="0" w:after="0" w:line="240" w:lineRule="auto"/>
       </w:pPr>
       <w:rPr>
-        <w:rFonts w:asciiTheme="majorHAnsi" w:eastAsiaTheme="majorEastAsia" w:hAnsiTheme="majorHAnsi" w:cstheme="majorBidi"/>
+        <w:rFonts/>
         <w:b/>
         <w:bCs/>
       </w:rPr>
@@ -3310,14 +3137,14 @@
     </w:tblStylePr>
     <w:tblStylePr w:type="firstCol">
       <w:rPr>
-        <w:rFonts w:asciiTheme="majorHAnsi" w:eastAsiaTheme="majorEastAsia" w:hAnsiTheme="majorHAnsi" w:cstheme="majorBidi"/>
+        <w:rFonts/>
         <w:b/>
         <w:bCs/>
       </w:rPr>
     </w:tblStylePr>
     <w:tblStylePr w:type="lastCol">
       <w:rPr>
-        <w:rFonts w:asciiTheme="majorHAnsi" w:eastAsiaTheme="majorEastAsia" w:hAnsiTheme="majorHAnsi" w:cstheme="majorBidi"/>
+        <w:rFonts/>
         <w:b/>
         <w:bCs/>
       </w:rPr>
@@ -3401,7 +3228,7 @@
         <w:spacing w:before="0" w:after="0" w:line="240" w:lineRule="auto"/>
       </w:pPr>
       <w:rPr>
-        <w:rFonts w:asciiTheme="majorHAnsi" w:eastAsiaTheme="majorEastAsia" w:hAnsiTheme="majorHAnsi" w:cstheme="majorBidi"/>
+        <w:rFonts/>
         <w:b/>
         <w:bCs/>
       </w:rPr>
@@ -3422,7 +3249,7 @@
         <w:spacing w:before="0" w:after="0" w:line="240" w:lineRule="auto"/>
       </w:pPr>
       <w:rPr>
-        <w:rFonts w:asciiTheme="majorHAnsi" w:eastAsiaTheme="majorEastAsia" w:hAnsiTheme="majorHAnsi" w:cstheme="majorBidi"/>
+        <w:rFonts/>
         <w:b/>
         <w:bCs/>
       </w:rPr>
@@ -3440,14 +3267,14 @@
     </w:tblStylePr>
     <w:tblStylePr w:type="firstCol">
       <w:rPr>
-        <w:rFonts w:asciiTheme="majorHAnsi" w:eastAsiaTheme="majorEastAsia" w:hAnsiTheme="majorHAnsi" w:cstheme="majorBidi"/>
+        <w:rFonts/>
         <w:b/>
         <w:bCs/>
       </w:rPr>
     </w:tblStylePr>
     <w:tblStylePr w:type="lastCol">
       <w:rPr>
-        <w:rFonts w:asciiTheme="majorHAnsi" w:eastAsiaTheme="majorEastAsia" w:hAnsiTheme="majorHAnsi" w:cstheme="majorBidi"/>
+        <w:rFonts/>
         <w:b/>
         <w:bCs/>
       </w:rPr>
@@ -3531,7 +3358,7 @@
         <w:spacing w:before="0" w:after="0" w:line="240" w:lineRule="auto"/>
       </w:pPr>
       <w:rPr>
-        <w:rFonts w:asciiTheme="majorHAnsi" w:eastAsiaTheme="majorEastAsia" w:hAnsiTheme="majorHAnsi" w:cstheme="majorBidi"/>
+        <w:rFonts/>
         <w:b/>
         <w:bCs/>
       </w:rPr>
@@ -3552,7 +3379,7 @@
         <w:spacing w:before="0" w:after="0" w:line="240" w:lineRule="auto"/>
       </w:pPr>
       <w:rPr>
-        <w:rFonts w:asciiTheme="majorHAnsi" w:eastAsiaTheme="majorEastAsia" w:hAnsiTheme="majorHAnsi" w:cstheme="majorBidi"/>
+        <w:rFonts/>
         <w:b/>
         <w:bCs/>
       </w:rPr>
@@ -3570,14 +3397,14 @@
     </w:tblStylePr>
     <w:tblStylePr w:type="firstCol">
       <w:rPr>
-        <w:rFonts w:asciiTheme="majorHAnsi" w:eastAsiaTheme="majorEastAsia" w:hAnsiTheme="majorHAnsi" w:cstheme="majorBidi"/>
+        <w:rFonts/>
         <w:b/>
         <w:bCs/>
       </w:rPr>
     </w:tblStylePr>
     <w:tblStylePr w:type="lastCol">
       <w:rPr>
-        <w:rFonts w:asciiTheme="majorHAnsi" w:eastAsiaTheme="majorEastAsia" w:hAnsiTheme="majorHAnsi" w:cstheme="majorBidi"/>
+        <w:rFonts/>
         <w:b/>
         <w:bCs/>
       </w:rPr>
@@ -3661,7 +3488,7 @@
         <w:spacing w:before="0" w:after="0" w:line="240" w:lineRule="auto"/>
       </w:pPr>
       <w:rPr>
-        <w:rFonts w:asciiTheme="majorHAnsi" w:eastAsiaTheme="majorEastAsia" w:hAnsiTheme="majorHAnsi" w:cstheme="majorBidi"/>
+        <w:rFonts/>
         <w:b/>
         <w:bCs/>
       </w:rPr>
@@ -3682,7 +3509,7 @@
         <w:spacing w:before="0" w:after="0" w:line="240" w:lineRule="auto"/>
       </w:pPr>
       <w:rPr>
-        <w:rFonts w:asciiTheme="majorHAnsi" w:eastAsiaTheme="majorEastAsia" w:hAnsiTheme="majorHAnsi" w:cstheme="majorBidi"/>
+        <w:rFonts/>
         <w:b/>
         <w:bCs/>
       </w:rPr>
@@ -3700,14 +3527,14 @@
     </w:tblStylePr>
     <w:tblStylePr w:type="firstCol">
       <w:rPr>
-        <w:rFonts w:asciiTheme="majorHAnsi" w:eastAsiaTheme="majorEastAsia" w:hAnsiTheme="majorHAnsi" w:cstheme="majorBidi"/>
+        <w:rFonts/>
         <w:b/>
         <w:bCs/>
       </w:rPr>
     </w:tblStylePr>
     <w:tblStylePr w:type="lastCol">
       <w:rPr>
-        <w:rFonts w:asciiTheme="majorHAnsi" w:eastAsiaTheme="majorEastAsia" w:hAnsiTheme="majorHAnsi" w:cstheme="majorBidi"/>
+        <w:rFonts/>
         <w:b/>
         <w:bCs/>
       </w:rPr>
@@ -3791,7 +3618,7 @@
         <w:spacing w:before="0" w:after="0" w:line="240" w:lineRule="auto"/>
       </w:pPr>
       <w:rPr>
-        <w:rFonts w:asciiTheme="majorHAnsi" w:eastAsiaTheme="majorEastAsia" w:hAnsiTheme="majorHAnsi" w:cstheme="majorBidi"/>
+        <w:rFonts/>
         <w:b/>
         <w:bCs/>
       </w:rPr>
@@ -3812,7 +3639,7 @@
         <w:spacing w:before="0" w:after="0" w:line="240" w:lineRule="auto"/>
       </w:pPr>
       <w:rPr>
-        <w:rFonts w:asciiTheme="majorHAnsi" w:eastAsiaTheme="majorEastAsia" w:hAnsiTheme="majorHAnsi" w:cstheme="majorBidi"/>
+        <w:rFonts/>
         <w:b/>
         <w:bCs/>
       </w:rPr>
@@ -3830,14 +3657,14 @@
     </w:tblStylePr>
     <w:tblStylePr w:type="firstCol">
       <w:rPr>
-        <w:rFonts w:asciiTheme="majorHAnsi" w:eastAsiaTheme="majorEastAsia" w:hAnsiTheme="majorHAnsi" w:cstheme="majorBidi"/>
+        <w:rFonts/>
         <w:b/>
         <w:bCs/>
       </w:rPr>
     </w:tblStylePr>
     <w:tblStylePr w:type="lastCol">
       <w:rPr>
-        <w:rFonts w:asciiTheme="majorHAnsi" w:eastAsiaTheme="majorEastAsia" w:hAnsiTheme="majorHAnsi" w:cstheme="majorBidi"/>
+        <w:rFonts/>
         <w:b/>
         <w:bCs/>
       </w:rPr>
@@ -3921,7 +3748,7 @@
         <w:spacing w:before="0" w:after="0" w:line="240" w:lineRule="auto"/>
       </w:pPr>
       <w:rPr>
-        <w:rFonts w:asciiTheme="majorHAnsi" w:eastAsiaTheme="majorEastAsia" w:hAnsiTheme="majorHAnsi" w:cstheme="majorBidi"/>
+        <w:rFonts/>
         <w:b/>
         <w:bCs/>
       </w:rPr>
@@ -3942,7 +3769,7 @@
         <w:spacing w:before="0" w:after="0" w:line="240" w:lineRule="auto"/>
       </w:pPr>
       <w:rPr>
-        <w:rFonts w:asciiTheme="majorHAnsi" w:eastAsiaTheme="majorEastAsia" w:hAnsiTheme="majorHAnsi" w:cstheme="majorBidi"/>
+        <w:rFonts/>
         <w:b/>
         <w:bCs/>
       </w:rPr>
@@ -3960,14 +3787,14 @@
     </w:tblStylePr>
     <w:tblStylePr w:type="firstCol">
       <w:rPr>
-        <w:rFonts w:asciiTheme="majorHAnsi" w:eastAsiaTheme="majorEastAsia" w:hAnsiTheme="majorHAnsi" w:cstheme="majorBidi"/>
+        <w:rFonts/>
         <w:b/>
         <w:bCs/>
       </w:rPr>
     </w:tblStylePr>
     <w:tblStylePr w:type="lastCol">
       <w:rPr>
-        <w:rFonts w:asciiTheme="majorHAnsi" w:eastAsiaTheme="majorEastAsia" w:hAnsiTheme="majorHAnsi" w:cstheme="majorBidi"/>
+        <w:rFonts/>
         <w:b/>
         <w:bCs/>
       </w:rPr>
@@ -4051,7 +3878,7 @@
         <w:spacing w:before="0" w:after="0" w:line="240" w:lineRule="auto"/>
       </w:pPr>
       <w:rPr>
-        <w:rFonts w:asciiTheme="majorHAnsi" w:eastAsiaTheme="majorEastAsia" w:hAnsiTheme="majorHAnsi" w:cstheme="majorBidi"/>
+        <w:rFonts/>
         <w:b/>
         <w:bCs/>
       </w:rPr>
@@ -4072,7 +3899,7 @@
         <w:spacing w:before="0" w:after="0" w:line="240" w:lineRule="auto"/>
       </w:pPr>
       <w:rPr>
-        <w:rFonts w:asciiTheme="majorHAnsi" w:eastAsiaTheme="majorEastAsia" w:hAnsiTheme="majorHAnsi" w:cstheme="majorBidi"/>
+        <w:rFonts/>
         <w:b/>
         <w:bCs/>
       </w:rPr>
@@ -4090,14 +3917,14 @@
     </w:tblStylePr>
     <w:tblStylePr w:type="firstCol">
       <w:rPr>
-        <w:rFonts w:asciiTheme="majorHAnsi" w:eastAsiaTheme="majorEastAsia" w:hAnsiTheme="majorHAnsi" w:cstheme="majorBidi"/>
+        <w:rFonts/>
         <w:b/>
         <w:bCs/>
       </w:rPr>
     </w:tblStylePr>
     <w:tblStylePr w:type="lastCol">
       <w:rPr>
-        <w:rFonts w:asciiTheme="majorHAnsi" w:eastAsiaTheme="majorEastAsia" w:hAnsiTheme="majorHAnsi" w:cstheme="majorBidi"/>
+        <w:rFonts/>
         <w:b/>
         <w:bCs/>
       </w:rPr>
@@ -5962,7 +5789,7 @@
     </w:tblPr>
     <w:tblStylePr w:type="firstRow">
       <w:rPr>
-        <w:rFonts w:asciiTheme="majorHAnsi" w:eastAsiaTheme="majorEastAsia" w:hAnsiTheme="majorHAnsi" w:cstheme="majorBidi"/>
+        <w:rFonts/>
       </w:rPr>
       <w:tblPr/>
       <w:tcPr>
@@ -6046,7 +5873,7 @@
     </w:tblPr>
     <w:tblStylePr w:type="firstRow">
       <w:rPr>
-        <w:rFonts w:asciiTheme="majorHAnsi" w:eastAsiaTheme="majorEastAsia" w:hAnsiTheme="majorHAnsi" w:cstheme="majorBidi"/>
+        <w:rFonts/>
       </w:rPr>
       <w:tblPr/>
       <w:tcPr>
@@ -6130,7 +5957,7 @@
     </w:tblPr>
     <w:tblStylePr w:type="firstRow">
       <w:rPr>
-        <w:rFonts w:asciiTheme="majorHAnsi" w:eastAsiaTheme="majorEastAsia" w:hAnsiTheme="majorHAnsi" w:cstheme="majorBidi"/>
+        <w:rFonts/>
       </w:rPr>
       <w:tblPr/>
       <w:tcPr>
@@ -6214,7 +6041,7 @@
     </w:tblPr>
     <w:tblStylePr w:type="firstRow">
       <w:rPr>
-        <w:rFonts w:asciiTheme="majorHAnsi" w:eastAsiaTheme="majorEastAsia" w:hAnsiTheme="majorHAnsi" w:cstheme="majorBidi"/>
+        <w:rFonts/>
       </w:rPr>
       <w:tblPr/>
       <w:tcPr>
@@ -6298,7 +6125,7 @@
     </w:tblPr>
     <w:tblStylePr w:type="firstRow">
       <w:rPr>
-        <w:rFonts w:asciiTheme="majorHAnsi" w:eastAsiaTheme="majorEastAsia" w:hAnsiTheme="majorHAnsi" w:cstheme="majorBidi"/>
+        <w:rFonts/>
       </w:rPr>
       <w:tblPr/>
       <w:tcPr>
@@ -6382,7 +6209,7 @@
     </w:tblPr>
     <w:tblStylePr w:type="firstRow">
       <w:rPr>
-        <w:rFonts w:asciiTheme="majorHAnsi" w:eastAsiaTheme="majorEastAsia" w:hAnsiTheme="majorHAnsi" w:cstheme="majorBidi"/>
+        <w:rFonts/>
       </w:rPr>
       <w:tblPr/>
       <w:tcPr>
@@ -6466,7 +6293,7 @@
     </w:tblPr>
     <w:tblStylePr w:type="firstRow">
       <w:rPr>
-        <w:rFonts w:asciiTheme="majorHAnsi" w:eastAsiaTheme="majorEastAsia" w:hAnsiTheme="majorHAnsi" w:cstheme="majorBidi"/>
+        <w:rFonts/>
       </w:rPr>
       <w:tblPr/>
       <w:tcPr>
@@ -6531,7 +6358,7 @@
       <w:spacing w:after="0" w:line="240" w:lineRule="auto"/>
     </w:pPr>
     <w:rPr>
-      <w:rFonts w:asciiTheme="majorHAnsi" w:eastAsiaTheme="majorEastAsia" w:hAnsiTheme="majorHAnsi" w:cstheme="majorBidi"/>
+      <w:rFonts/>
       <w:color w:val="000000" w:themeColor="text1"/>
     </w:rPr>
     <w:tblPr>
@@ -6659,7 +6486,7 @@
       <w:spacing w:after="0" w:line="240" w:lineRule="auto"/>
     </w:pPr>
     <w:rPr>
-      <w:rFonts w:asciiTheme="majorHAnsi" w:eastAsiaTheme="majorEastAsia" w:hAnsiTheme="majorHAnsi" w:cstheme="majorBidi"/>
+      <w:rFonts/>
       <w:color w:val="000000" w:themeColor="text1"/>
     </w:rPr>
     <w:tblPr>
@@ -6787,7 +6614,7 @@
       <w:spacing w:after="0" w:line="240" w:lineRule="auto"/>
     </w:pPr>
     <w:rPr>
-      <w:rFonts w:asciiTheme="majorHAnsi" w:eastAsiaTheme="majorEastAsia" w:hAnsiTheme="majorHAnsi" w:cstheme="majorBidi"/>
+      <w:rFonts/>
       <w:color w:val="000000" w:themeColor="text1"/>
     </w:rPr>
     <w:tblPr>
@@ -6915,7 +6742,7 @@
       <w:spacing w:after="0" w:line="240" w:lineRule="auto"/>
     </w:pPr>
     <w:rPr>
-      <w:rFonts w:asciiTheme="majorHAnsi" w:eastAsiaTheme="majorEastAsia" w:hAnsiTheme="majorHAnsi" w:cstheme="majorBidi"/>
+      <w:rFonts/>
       <w:color w:val="000000" w:themeColor="text1"/>
     </w:rPr>
     <w:tblPr>
@@ -7043,7 +6870,7 @@
       <w:spacing w:after="0" w:line="240" w:lineRule="auto"/>
     </w:pPr>
     <w:rPr>
-      <w:rFonts w:asciiTheme="majorHAnsi" w:eastAsiaTheme="majorEastAsia" w:hAnsiTheme="majorHAnsi" w:cstheme="majorBidi"/>
+      <w:rFonts/>
       <w:color w:val="000000" w:themeColor="text1"/>
     </w:rPr>
     <w:tblPr>
@@ -7171,7 +6998,7 @@
       <w:spacing w:after="0" w:line="240" w:lineRule="auto"/>
     </w:pPr>
     <w:rPr>
-      <w:rFonts w:asciiTheme="majorHAnsi" w:eastAsiaTheme="majorEastAsia" w:hAnsiTheme="majorHAnsi" w:cstheme="majorBidi"/>
+      <w:rFonts/>
       <w:color w:val="000000" w:themeColor="text1"/>
     </w:rPr>
     <w:tblPr>
@@ -7299,7 +7126,7 @@
       <w:spacing w:after="0" w:line="240" w:lineRule="auto"/>
     </w:pPr>
     <w:rPr>
-      <w:rFonts w:asciiTheme="majorHAnsi" w:eastAsiaTheme="majorEastAsia" w:hAnsiTheme="majorHAnsi" w:cstheme="majorBidi"/>
+      <w:rFonts/>
       <w:color w:val="000000" w:themeColor="text1"/>
     </w:rPr>
     <w:tblPr>
@@ -7938,7 +7765,7 @@
       <w:spacing w:after="0" w:line="240" w:lineRule="auto"/>
     </w:pPr>
     <w:rPr>
-      <w:rFonts w:asciiTheme="majorHAnsi" w:eastAsiaTheme="majorEastAsia" w:hAnsiTheme="majorHAnsi" w:cstheme="majorBidi"/>
+      <w:rFonts/>
       <w:color w:val="000000" w:themeColor="text1"/>
     </w:rPr>
     <w:tblPr>
@@ -8063,7 +7890,7 @@
       <w:spacing w:after="0" w:line="240" w:lineRule="auto"/>
     </w:pPr>
     <w:rPr>
-      <w:rFonts w:asciiTheme="majorHAnsi" w:eastAsiaTheme="majorEastAsia" w:hAnsiTheme="majorHAnsi" w:cstheme="majorBidi"/>
+      <w:rFonts/>
       <w:color w:val="000000" w:themeColor="text1"/>
     </w:rPr>
     <w:tblPr>
@@ -8188,7 +8015,7 @@
       <w:spacing w:after="0" w:line="240" w:lineRule="auto"/>
     </w:pPr>
     <w:rPr>
-      <w:rFonts w:asciiTheme="majorHAnsi" w:eastAsiaTheme="majorEastAsia" w:hAnsiTheme="majorHAnsi" w:cstheme="majorBidi"/>
+      <w:rFonts/>
       <w:color w:val="000000" w:themeColor="text1"/>
     </w:rPr>
     <w:tblPr>
@@ -8313,7 +8140,7 @@
       <w:spacing w:after="0" w:line="240" w:lineRule="auto"/>
     </w:pPr>
     <w:rPr>
-      <w:rFonts w:asciiTheme="majorHAnsi" w:eastAsiaTheme="majorEastAsia" w:hAnsiTheme="majorHAnsi" w:cstheme="majorBidi"/>
+      <w:rFonts/>
       <w:color w:val="000000" w:themeColor="text1"/>
     </w:rPr>
     <w:tblPr>
@@ -8438,7 +8265,7 @@
       <w:spacing w:after="0" w:line="240" w:lineRule="auto"/>
     </w:pPr>
     <w:rPr>
-      <w:rFonts w:asciiTheme="majorHAnsi" w:eastAsiaTheme="majorEastAsia" w:hAnsiTheme="majorHAnsi" w:cstheme="majorBidi"/>
+      <w:rFonts/>
       <w:color w:val="000000" w:themeColor="text1"/>
     </w:rPr>
     <w:tblPr>
@@ -8563,7 +8390,7 @@
       <w:spacing w:after="0" w:line="240" w:lineRule="auto"/>
     </w:pPr>
     <w:rPr>
-      <w:rFonts w:asciiTheme="majorHAnsi" w:eastAsiaTheme="majorEastAsia" w:hAnsiTheme="majorHAnsi" w:cstheme="majorBidi"/>
+      <w:rFonts/>
       <w:color w:val="000000" w:themeColor="text1"/>
     </w:rPr>
     <w:tblPr>
@@ -8688,7 +8515,7 @@
       <w:spacing w:after="0" w:line="240" w:lineRule="auto"/>
     </w:pPr>
     <w:rPr>
-      <w:rFonts w:asciiTheme="majorHAnsi" w:eastAsiaTheme="majorEastAsia" w:hAnsiTheme="majorHAnsi" w:cstheme="majorBidi"/>
+      <w:rFonts/>
       <w:color w:val="000000" w:themeColor="text1"/>
     </w:rPr>
     <w:tblPr>

--- a/az/discovery-articles/6.3 Radio.docx
+++ b/az/discovery-articles/6.3 Radio.docx
@@ -120,7 +120,7 @@
         <w:widowControl/>
       </w:pPr>
       <w:r>
-        <w:t>Kim kəşf edib və ya yaradıb</w:t>
+        <w:t xml:space="preserve">Kim yaradıb</w:t>
       </w:r>
     </w:p>
     <w:p>
@@ -217,7 +217,7 @@
         <w:rPr>
           <w:sz w:val="20"/>
         </w:rPr>
-        <w:t>C Qurumların materialları və ensiklopedik mənbələr</w:t>
+        <w:t>Qurumların materialları və ensiklopedik mənbələr</w:t>
       </w:r>
     </w:p>
     <w:p>
@@ -277,7 +277,7 @@
         <w:rPr>
           <w:sz w:val="20"/>
         </w:rPr>
-        <w:t>G Elmi təşkilatlar</w:t>
+        <w:t>Elmi təşkilatlar</w:t>
       </w:r>
     </w:p>
     <w:p>
@@ -313,7 +313,7 @@
         <w:rPr>
           <w:sz w:val="20"/>
         </w:rPr>
-        <w:t>H Peşə birlikləri</w:t>
+        <w:t>Peşə birlikləri</w:t>
       </w:r>
     </w:p>
     <w:p>
